--- a/docs/PROMETEY_AZ.docx
+++ b/docs/PROMETEY_AZ.docx
@@ -104,7 +104,7 @@
           <w:color w:val="64748B"/>
           <w:sz w:val="20"/>
         </w:rPr>
-        <w:t>Görünməz servis MspIscSvc · pnpext.dll svchost.exe daxilində · avtoyükləmə · AES-256 şifrəli konfiq</w:t>
+        <w:t>Görünməz servis · agent svchost.exe daxilində · avtoyükləmə · AES-256 şifrəli konfiq</w:t>
       </w:r>
     </w:p>
     <w:p>
@@ -681,7 +681,7 @@
         <w:rPr>
           <w:sz w:val="20"/>
         </w:rPr>
-        <w:t>Agent konfiqinin (pnpext.sys) diski AES-256-GCM ilə şifrələnir. Qoruyur: VPS IP, otaq tokeni, şifrə. Agentsiz fayl oxunmaz. AEAD — bir bayt dəyişsə blok rədd edilir.</w:t>
+        <w:t>Konfiq-faylın diski AES-256-GCM ilə şifrələnir. Qoruyur: VPS IP, otaq tokeni, şifrə. Agentsiz fayl oxunmaz. AEAD — bir bayt dəyişsə blok rədd edilir.</w:t>
       </w:r>
     </w:p>
     <w:p>
@@ -890,7 +890,7 @@
         <w:rPr>
           <w:sz w:val="20"/>
         </w:rPr>
-        <w:t>pnpext.sys: AES-256-CBC + PBKDF2. Açıq mətn yoxdur.</w:t>
+        <w:t>Konfiq-fayl: AES-256-CBC + PBKDF2. Açıq mətn yoxdur.</w:t>
       </w:r>
     </w:p>
     <w:p>
@@ -955,7 +955,7 @@
           <w:color w:val="64748B"/>
           <w:sz w:val="20"/>
         </w:rPr>
-        <w:t>pnpext.dll VirusTotal-da test edilib.</w:t>
+        <w:t>Agent modulu VirusTotal-da test edilib.</w:t>
       </w:r>
     </w:p>
     <w:tbl>

--- a/docs/PROMETEY_AZ.docx
+++ b/docs/PROMETEY_AZ.docx
@@ -564,6 +564,34 @@
           <w:sz w:val="20"/>
         </w:rPr>
         <w:t>Bir düyməylə tam silinmə: servis, fayllar, reyestr. Heç nə qalmır.</w:t>
+      </w:r>
+    </w:p>
+    <w:p>
+      <w:pPr>
+        <w:keepLines/>
+        <w:spacing w:before="120" w:after="40"/>
+        <w:ind w:left="283"/>
+      </w:pPr>
+      <w:r>
+        <w:rPr>
+          <w:b/>
+          <w:color w:val="2563EB"/>
+          <w:sz w:val="22"/>
+        </w:rPr>
+        <w:t>📍  WPS Geolokasiya</w:t>
+      </w:r>
+    </w:p>
+    <w:p>
+      <w:pPr>
+        <w:spacing w:before="0" w:after="120"/>
+        <w:ind w:left="680"/>
+      </w:pPr>
+      <w:r>
+        <w:rPr>
+          <w:color w:val="64748B"/>
+          <w:sz w:val="20"/>
+        </w:rPr>
+        <w:t>Windows Location API (GPS / Wi-Fi WPS) vasitəsilə koordinatlar. Bir neçə metr dəqiqliyi. Yaxın Wi-Fi siyahısı. Avtoyeniləmə.</w:t>
       </w:r>
     </w:p>
     <w:p>
